--- a/backend/templates/power_of_attorney_template.docx
+++ b/backend/templates/power_of_attorney_template.docx
@@ -410,105 +410,6 @@
           </w:tcPr>
           <w:p>
             <w:pPr>
-              <w:spacing w:after="0" w:line="360" w:lineRule="auto"/>
-              <w:rPr>
-                <w:rFonts w:ascii="Times New Roman" w:eastAsia="Times New Roman" w:hAnsi="Times New Roman" w:cs="Times New Roman"/>
-                <w:b/>
-                <w:sz w:val="28"/>
-                <w:szCs w:val="28"/>
-              </w:rPr>
-            </w:pPr>
-          </w:p>
-        </w:tc>
-        <w:tc>
-          <w:tcPr>
-            <w:tcW w:w="2305" w:type="dxa"/>
-            <w:tcBorders>
-              <w:top w:val="single" w:sz="4" w:space="0" w:color="auto"/>
-              <w:left w:val="single" w:sz="4" w:space="0" w:color="auto"/>
-              <w:bottom w:val="single" w:sz="4" w:space="0" w:color="auto"/>
-              <w:right w:val="single" w:sz="4" w:space="0" w:color="auto"/>
-            </w:tcBorders>
-          </w:tcPr>
-          <w:p>
-            <w:pPr>
-              <w:spacing w:after="0" w:line="240" w:lineRule="auto"/>
-              <w:jc w:val="center"/>
-              <w:rPr>
-                <w:rFonts w:ascii="Times New Roman" w:hAnsi="Times New Roman" w:cs="Times New Roman"/>
-                <w:b/>
-                <w:bCs/>
-                <w:sz w:val="28"/>
-                <w:szCs w:val="28"/>
-                <w:lang w:val="en-US"/>
-              </w:rPr>
-            </w:pPr>
-          </w:p>
-        </w:tc>
-        <w:tc>
-          <w:tcPr>
-            <w:tcW w:w="1734" w:type="dxa"/>
-            <w:tcBorders>
-              <w:top w:val="single" w:sz="4" w:space="0" w:color="auto"/>
-              <w:left w:val="single" w:sz="4" w:space="0" w:color="auto"/>
-              <w:bottom w:val="single" w:sz="4" w:space="0" w:color="auto"/>
-              <w:right w:val="single" w:sz="4" w:space="0" w:color="auto"/>
-            </w:tcBorders>
-          </w:tcPr>
-          <w:p>
-            <w:pPr>
-              <w:spacing w:after="0" w:line="240" w:lineRule="auto"/>
-              <w:jc w:val="center"/>
-              <w:rPr>
-                <w:rFonts w:ascii="Times New Roman" w:hAnsi="Times New Roman" w:cs="Times New Roman"/>
-                <w:b/>
-                <w:bCs/>
-                <w:sz w:val="28"/>
-                <w:szCs w:val="28"/>
-                <w:lang w:val="en-US"/>
-              </w:rPr>
-            </w:pPr>
-          </w:p>
-        </w:tc>
-        <w:tc>
-          <w:tcPr>
-            <w:tcW w:w="1554" w:type="dxa"/>
-            <w:tcBorders>
-              <w:top w:val="single" w:sz="4" w:space="0" w:color="auto"/>
-              <w:left w:val="single" w:sz="4" w:space="0" w:color="auto"/>
-              <w:bottom w:val="single" w:sz="4" w:space="0" w:color="auto"/>
-              <w:right w:val="single" w:sz="4" w:space="0" w:color="auto"/>
-            </w:tcBorders>
-          </w:tcPr>
-          <w:p>
-            <w:pPr>
-              <w:spacing w:after="0" w:line="240" w:lineRule="auto"/>
-              <w:jc w:val="center"/>
-              <w:rPr>
-                <w:rFonts w:ascii="Times New Roman" w:hAnsi="Times New Roman" w:cs="Times New Roman"/>
-                <w:b/>
-                <w:bCs/>
-                <w:sz w:val="28"/>
-                <w:szCs w:val="28"/>
-                <w:lang w:val="en-US"/>
-              </w:rPr>
-            </w:pPr>
-          </w:p>
-        </w:tc>
-      </w:tr>
-      <w:tr>
-        <w:tc>
-          <w:tcPr>
-            <w:tcW w:w="3338" w:type="dxa"/>
-            <w:tcBorders>
-              <w:top w:val="single" w:sz="4" w:space="0" w:color="auto"/>
-              <w:left w:val="single" w:sz="4" w:space="0" w:color="auto"/>
-              <w:bottom w:val="single" w:sz="4" w:space="0" w:color="auto"/>
-              <w:right w:val="single" w:sz="4" w:space="0" w:color="auto"/>
-            </w:tcBorders>
-          </w:tcPr>
-          <w:p>
-            <w:pPr>
               <w:spacing w:after="0" w:line="240" w:lineRule="auto"/>
               <w:jc w:val="center"/>
               <w:rPr>
@@ -946,8 +847,8 @@
         <w:tblLook w:val="04A0" w:firstRow="1" w:lastRow="0" w:firstColumn="1" w:lastColumn="0" w:noHBand="0" w:noVBand="1"/>
       </w:tblPr>
       <w:tblGrid>
-        <w:gridCol w:w="5393"/>
-        <w:gridCol w:w="3538"/>
+        <w:gridCol w:w="5159"/>
+        <w:gridCol w:w="3772"/>
       </w:tblGrid>
       <w:tr>
         <w:trPr>
@@ -1000,7 +901,7 @@
         </w:trPr>
         <w:tc>
           <w:tcPr>
-            <w:tcW w:w="5393" w:type="dxa"/>
+            <w:tcW w:w="5159" w:type="dxa"/>
             <w:tcBorders>
               <w:top w:val="single" w:sz="4" w:space="0" w:color="auto"/>
               <w:left w:val="single" w:sz="4" w:space="0" w:color="auto"/>
@@ -1049,8 +950,6 @@
               <w:spacing w:after="0" w:line="240" w:lineRule="auto"/>
               <w:rPr>
                 <w:rFonts w:ascii="Times New Roman" w:hAnsi="Times New Roman" w:cs="Times New Roman"/>
-                <w:b/>
-                <w:bCs/>
                 <w:sz w:val="28"/>
                 <w:szCs w:val="28"/>
                 <w:lang w:val="en-US"/>
@@ -1076,8 +975,6 @@
             <w:r>
               <w:rPr>
                 <w:rFonts w:ascii="Times New Roman" w:hAnsi="Times New Roman" w:cs="Times New Roman"/>
-                <w:b/>
-                <w:bCs/>
                 <w:sz w:val="28"/>
                 <w:szCs w:val="28"/>
               </w:rPr>
@@ -1162,7 +1059,7 @@
         </w:tc>
         <w:tc>
           <w:tcPr>
-            <w:tcW w:w="3538" w:type="dxa"/>
+            <w:tcW w:w="3772" w:type="dxa"/>
             <w:tcBorders>
               <w:top w:val="single" w:sz="4" w:space="0" w:color="auto"/>
               <w:left w:val="single" w:sz="4" w:space="0" w:color="auto"/>
@@ -1302,15 +1199,6 @@
                 <w:lang w:val="en-US"/>
               </w:rPr>
               <w:t>:</w:t>
-            </w:r>
-            <w:r>
-              <w:rPr>
-                <w:rFonts w:ascii="Times New Roman" w:hAnsi="Times New Roman" w:cs="Times New Roman"/>
-                <w:sz w:val="28"/>
-                <w:szCs w:val="28"/>
-                <w:lang w:val="en-US"/>
-              </w:rPr>
-              <w:t xml:space="preserve"> </w:t>
             </w:r>
             <w:r>
               <w:rPr>
